--- a/Collatio/6/1. Textos/2. Limpios/6-H.docx
+++ b/Collatio/6/1. Textos/2. Limpios/6-H.docx
@@ -5,103 +5,103 @@
     <w:p>
       <w:pPr>
         <w:rPr>
-          <w:rFonts w:ascii="Garamond" w:hAnsi="Garamond"/>
+          <w:rFonts w:ascii="Brill" w:hAnsi="Brill"/>
         </w:rPr>
       </w:pPr>
       <w:r>
         <w:rPr>
-          <w:rFonts w:ascii="Garamond" w:hAnsi="Garamond"/>
+          <w:rFonts w:ascii="Brill" w:hAnsi="Brill"/>
         </w:rPr>
         <w:t>Dixo el diciplo maestro ruego te que me digas por que razon es trenidat de tres personas e non de mas nin de menos respondio el maestro alta pregunta me as fecho e quiero te responder a ella lo mejor que yo sopiere sepas que la trenidat son tres personas e se encierran en un solo dios quando bien catares todas las cuentas del mundo d este uno que es la primera cosa fasta en mill non fallaras que otra cuenta ninguna viene estar la fuerça d ella en un punto si non de tres e esto te quiero agora provar qu es asi comiença luego en el primer cuento qu es uno e fallaras que este uno es señero en su cabo e si contares dos son conpañeros e iguales que atal es el uno otro e non sabras en qual començar pues ve al tercero punto qu es tres e fallaras qu el cuento de tres que aquel que esta en el medio fasta el uno qu es comienço e al otro que sea cabo tal</w:t>
       </w:r>
       <w:r>
         <w:rPr>
-          <w:rFonts w:ascii="Garamond" w:hAnsi="Garamond"/>
+          <w:rFonts w:ascii="Brill" w:hAnsi="Brill"/>
           <w:lang w:val="es-ES"/>
         </w:rPr>
         <w:t xml:space="preserve"> </w:t>
       </w:r>
       <w:r>
         <w:rPr>
-          <w:rFonts w:ascii="Garamond" w:hAnsi="Garamond"/>
+          <w:rFonts w:ascii="Brill" w:hAnsi="Brill"/>
         </w:rPr>
         <w:t>es la trinidat ca el padre es comienço e el espiritu santo es el de en medio e el fijo es el tercero pues ve agora al cuento de quatro e fallaras que non podra venir el cuento ca en el cuento de quatro son dos primeros e dos postrimeros pues si d estos quieres fazer medianero avras y</w:t>
       </w:r>
       <w:r>
         <w:rPr>
-          <w:rFonts w:ascii="Garamond" w:hAnsi="Garamond"/>
+          <w:rFonts w:ascii="Brill" w:hAnsi="Brill"/>
           <w:lang w:val="es-ES"/>
         </w:rPr>
         <w:t xml:space="preserve"> </w:t>
       </w:r>
       <w:r>
         <w:rPr>
-          <w:rFonts w:ascii="Garamond" w:hAnsi="Garamond"/>
+          <w:rFonts w:ascii="Brill" w:hAnsi="Brill"/>
         </w:rPr>
         <w:t xml:space="preserve">a poner dos o uno e si pusieres uno en el comienço e dos en el cabo e en esta guisa verna la cuenta desigual ca non sabries de aquellas dos que estavan en medio finca el primero en su cabo e dos encima e asi non era la cuenta igual e bien asi por esta mesma razon seria desigualada en todos los cuentos salvo en este de tres e por esto dixo </w:t>
       </w:r>
       <w:r>
         <w:rPr>
-          <w:rFonts w:ascii="Garamond" w:hAnsi="Garamond"/>
+          <w:rFonts w:ascii="Brill" w:hAnsi="Brill"/>
           <w:lang w:val="es-ES"/>
         </w:rPr>
         <w:t>A</w:t>
       </w:r>
       <w:r>
         <w:rPr>
-          <w:rFonts w:ascii="Garamond" w:hAnsi="Garamond"/>
+          <w:rFonts w:ascii="Brill" w:hAnsi="Brill"/>
         </w:rPr>
         <w:t xml:space="preserve">brahan vi tres e uno adoro e non dezia </w:t>
       </w:r>
       <w:r>
         <w:rPr>
-          <w:rFonts w:ascii="Garamond" w:hAnsi="Garamond"/>
+          <w:rFonts w:ascii="Brill" w:hAnsi="Brill"/>
           <w:lang w:val="es-ES"/>
         </w:rPr>
         <w:t>A</w:t>
       </w:r>
       <w:r>
         <w:rPr>
-          <w:rFonts w:ascii="Garamond" w:hAnsi="Garamond"/>
+          <w:rFonts w:ascii="Brill" w:hAnsi="Brill"/>
         </w:rPr>
         <w:t>brahan esto que alguno presciase e a los dos menos presciase mas adorando al uno adorava a todos tres asi como la trenidat de todas tres personas se encierran en un dios ca es fazedor e criador e comienço de todo e el fijo es redemidor e sal</w:t>
       </w:r>
       <w:r>
         <w:rPr>
-          <w:rFonts w:ascii="Garamond" w:hAnsi="Garamond"/>
+          <w:rFonts w:ascii="Brill" w:hAnsi="Brill"/>
           <w:lang w:val="es-ES"/>
         </w:rPr>
         <w:t>v</w:t>
       </w:r>
       <w:r>
         <w:rPr>
-          <w:rFonts w:ascii="Garamond" w:hAnsi="Garamond"/>
+          <w:rFonts w:ascii="Brill" w:hAnsi="Brill"/>
         </w:rPr>
         <w:t>ador del mundo e el espiritu santo es alunbrador e guardador e asolador de todas las cosas e qual</w:t>
       </w:r>
       <w:r>
         <w:rPr>
-          <w:rFonts w:ascii="Garamond" w:hAnsi="Garamond"/>
+          <w:rFonts w:ascii="Brill" w:hAnsi="Brill"/>
           <w:lang w:val="es-ES"/>
         </w:rPr>
         <w:t xml:space="preserve"> </w:t>
       </w:r>
       <w:r>
         <w:rPr>
-          <w:rFonts w:ascii="Garamond" w:hAnsi="Garamond"/>
+          <w:rFonts w:ascii="Brill" w:hAnsi="Brill"/>
         </w:rPr>
         <w:t>es el uno tal</w:t>
       </w:r>
       <w:r>
         <w:rPr>
-          <w:rFonts w:ascii="Garamond" w:hAnsi="Garamond"/>
+          <w:rFonts w:ascii="Brill" w:hAnsi="Brill"/>
           <w:lang w:val="es-ES"/>
         </w:rPr>
         <w:t xml:space="preserve"> </w:t>
       </w:r>
       <w:r>
         <w:rPr>
-          <w:rFonts w:ascii="Garamond" w:hAnsi="Garamond"/>
+          <w:rFonts w:ascii="Brill" w:hAnsi="Brill"/>
         </w:rPr>
         <w:t>es el otro e por esso encierra dios la trenidat de la cuenta de tres personas</w:t>
       </w:r>
